--- a/tests/org.obeonetwork.m2doc.sirius.tests/resources/m2DocSiriusServices/asImageJPG/asImageJPG-expected-generation.docx
+++ b/tests/org.obeonetwork.m2doc.sirius.tests/resources/m2DocSiriusServices/asImageJPG/asImageJPG-expected-generation.docx
@@ -96,12 +96,12 @@
         <w:drawing>
           <wp:inline distT="0" distR="0" distB="0" distL="0">
             <wp:extent cx="5080000" cy="2603500"/>
-            <wp:docPr id="0" name="Drawing 0" descr="file:/tmp/anydsl%20class%20diagram-m2doc2565999130109149230.jpg"/>
+            <wp:docPr id="0" name="Drawing 0" descr="file:/tmp/anydsl%20class%20diagram-m2doc5861701022153635972.jpg"/>
             <a:graphic xmlns:a="http://schemas.openxmlformats.org/drawingml/2006/main">
               <a:graphicData uri="http://schemas.openxmlformats.org/drawingml/2006/picture">
                 <pic:pic xmlns:pic="http://schemas.openxmlformats.org/drawingml/2006/picture">
                   <pic:nvPicPr>
-                    <pic:cNvPr id="0" name="Picture 0" descr="file:/tmp/anydsl%20class%20diagram-m2doc2565999130109149230.jpg"/>
+                    <pic:cNvPr id="0" name="Picture 0" descr="file:/tmp/anydsl%20class%20diagram-m2doc5861701022153635972.jpg"/>
                     <pic:cNvPicPr>
                       <a:picLocks noChangeAspect="true"/>
                     </pic:cNvPicPr>

--- a/tests/org.obeonetwork.m2doc.sirius.tests/resources/m2DocSiriusServices/asImageJPG/asImageJPG-expected-generation.docx
+++ b/tests/org.obeonetwork.m2doc.sirius.tests/resources/m2DocSiriusServices/asImageJPG/asImageJPG-expected-generation.docx
@@ -96,12 +96,12 @@
         <w:drawing>
           <wp:inline distT="0" distR="0" distB="0" distL="0">
             <wp:extent cx="5080000" cy="2603500"/>
-            <wp:docPr id="0" name="Drawing 0" descr="file:/tmp/anydsl%20class%20diagram-m2doc2565999130109149230.jpg"/>
+            <wp:docPr id="0" name="Drawing 0" descr="file:/tmp/anydsl%20class%20diagram-m2doc16914378529685584100.jpg"/>
             <a:graphic xmlns:a="http://schemas.openxmlformats.org/drawingml/2006/main">
               <a:graphicData uri="http://schemas.openxmlformats.org/drawingml/2006/picture">
                 <pic:pic xmlns:pic="http://schemas.openxmlformats.org/drawingml/2006/picture">
                   <pic:nvPicPr>
-                    <pic:cNvPr id="0" name="Picture 0" descr="file:/tmp/anydsl%20class%20diagram-m2doc2565999130109149230.jpg"/>
+                    <pic:cNvPr id="0" name="Picture 0" descr="file:/tmp/anydsl%20class%20diagram-m2doc16914378529685584100.jpg"/>
                     <pic:cNvPicPr>
                       <a:picLocks noChangeAspect="true"/>
                     </pic:cNvPicPr>
